--- a/本科毕业论文指导教师评语.docx
+++ b/本科毕业论文指导教师评语.docx
@@ -4,872 +4,47 @@
   <w:body>
     <w:p>
       <w:pPr>
-        <w:spacing w:before="0" w:after="0" w:line="300" w:lineRule="auto"/>
+        <w:spacing w:before="0" w:after="0" w:line="240" w:lineRule="auto"/>
         <w:jc w:val="center"/>
       </w:pPr>
       <w:r>
-        <w:rPr>
-          <w:rFonts w:ascii="黑体" w:hAnsi="黑体" w:eastAsia="黑体"/>
-          <w:b/>
-          <w:sz w:val="36"/>
-        </w:rPr>
-        <w:t>本科毕业论文（设计）指导教师评语</w:t>
-      </w:r>
-    </w:p>
-    <w:p/>
-    <w:tbl>
-      <w:tblPr>
-        <w:tblStyle w:val="TableGrid"/>
-        <w:tblW w:type="auto" w:w="0"/>
-        <w:jc w:val="center"/>
-        <w:tblLook w:firstColumn="1" w:firstRow="1" w:lastColumn="0" w:lastRow="0" w:noHBand="0" w:noVBand="1" w:val="04A0"/>
-      </w:tblPr>
-      <w:tblGrid>
-        <w:gridCol w:w="1531"/>
-        <w:gridCol w:w="1531"/>
-        <w:gridCol w:w="1531"/>
-        <w:gridCol w:w="1531"/>
-        <w:gridCol w:w="1531"/>
-        <w:gridCol w:w="1531"/>
-      </w:tblGrid>
-      <w:tr>
-        <w:tc>
-          <w:tcPr>
-            <w:tcW w:type="dxa" w:w="1247"/>
-            <w:vAlign w:val="center"/>
-            <w:shd w:fill="F2F2F2"/>
-          </w:tcPr>
-          <w:p>
-            <w:pPr>
-              <w:jc w:val="center"/>
-            </w:pPr>
-            <w:r/>
-            <w:r>
-              <w:rPr>
-                <w:rFonts w:ascii="宋体" w:hAnsi="宋体" w:eastAsia="宋体"/>
-                <w:b w:val="0"/>
-                <w:sz w:val="22"/>
-              </w:rPr>
-              <w:t>学生姓名</w:t>
-            </w:r>
-          </w:p>
-        </w:tc>
-        <w:tc>
-          <w:tcPr>
-            <w:tcW w:type="dxa" w:w="1644"/>
-            <w:vAlign w:val="center"/>
-          </w:tcPr>
-          <w:p>
-            <w:pPr>
-              <w:jc w:val="left"/>
-            </w:pPr>
-            <w:r/>
-            <w:r>
-              <w:rPr>
-                <w:rFonts w:ascii="宋体" w:hAnsi="宋体" w:eastAsia="宋体"/>
-                <w:b w:val="0"/>
-                <w:sz w:val="22"/>
-              </w:rPr>
-            </w:r>
-          </w:p>
-        </w:tc>
-        <w:tc>
-          <w:tcPr>
-            <w:tcW w:type="dxa" w:w="1134"/>
-            <w:vAlign w:val="center"/>
-            <w:shd w:fill="F2F2F2"/>
-          </w:tcPr>
-          <w:p>
-            <w:pPr>
-              <w:jc w:val="center"/>
-            </w:pPr>
-            <w:r/>
-            <w:r>
-              <w:rPr>
-                <w:rFonts w:ascii="宋体" w:hAnsi="宋体" w:eastAsia="宋体"/>
-                <w:b w:val="0"/>
-                <w:sz w:val="22"/>
-              </w:rPr>
-              <w:t>学号</w:t>
-            </w:r>
-          </w:p>
-        </w:tc>
-        <w:tc>
-          <w:tcPr>
-            <w:tcW w:type="dxa" w:w="1644"/>
-            <w:vAlign w:val="center"/>
-          </w:tcPr>
-          <w:p>
-            <w:pPr>
-              <w:jc w:val="left"/>
-            </w:pPr>
-            <w:r/>
-            <w:r>
-              <w:rPr>
-                <w:rFonts w:ascii="宋体" w:hAnsi="宋体" w:eastAsia="宋体"/>
-                <w:b w:val="0"/>
-                <w:sz w:val="22"/>
-              </w:rPr>
-            </w:r>
-          </w:p>
-        </w:tc>
-        <w:tc>
-          <w:tcPr>
-            <w:tcW w:type="dxa" w:w="1134"/>
-            <w:vAlign w:val="center"/>
-            <w:shd w:fill="F2F2F2"/>
-          </w:tcPr>
-          <w:p>
-            <w:pPr>
-              <w:jc w:val="center"/>
-            </w:pPr>
-            <w:r/>
-            <w:r>
-              <w:rPr>
-                <w:rFonts w:ascii="宋体" w:hAnsi="宋体" w:eastAsia="宋体"/>
-                <w:b w:val="0"/>
-                <w:sz w:val="22"/>
-              </w:rPr>
-              <w:t>专业班级</w:t>
-            </w:r>
-          </w:p>
-        </w:tc>
-        <w:tc>
-          <w:tcPr>
-            <w:tcW w:type="dxa" w:w="1644"/>
-            <w:vAlign w:val="center"/>
-          </w:tcPr>
-          <w:p>
-            <w:pPr>
-              <w:jc w:val="left"/>
-            </w:pPr>
-            <w:r/>
-            <w:r>
-              <w:rPr>
-                <w:rFonts w:ascii="宋体" w:hAnsi="宋体" w:eastAsia="宋体"/>
-                <w:b w:val="0"/>
-                <w:sz w:val="22"/>
-              </w:rPr>
-            </w:r>
-          </w:p>
-        </w:tc>
-      </w:tr>
-      <w:tr>
-        <w:tc>
-          <w:tcPr>
-            <w:tcW w:type="dxa" w:w="1247"/>
-            <w:vAlign w:val="center"/>
-            <w:shd w:fill="F2F2F2"/>
-          </w:tcPr>
-          <w:p>
-            <w:pPr>
-              <w:jc w:val="center"/>
-            </w:pPr>
-            <w:r/>
-            <w:r>
-              <w:rPr>
-                <w:rFonts w:ascii="宋体" w:hAnsi="宋体" w:eastAsia="宋体"/>
-                <w:b w:val="0"/>
-                <w:sz w:val="22"/>
-              </w:rPr>
-              <w:t>学院</w:t>
-            </w:r>
-          </w:p>
-        </w:tc>
-        <w:tc>
-          <w:tcPr>
-            <w:tcW w:type="dxa" w:w="1644"/>
-            <w:vAlign w:val="center"/>
-          </w:tcPr>
-          <w:p>
-            <w:pPr>
-              <w:jc w:val="left"/>
-            </w:pPr>
-            <w:r/>
-            <w:r>
-              <w:rPr>
-                <w:rFonts w:ascii="宋体" w:hAnsi="宋体" w:eastAsia="宋体"/>
-                <w:b w:val="0"/>
-                <w:sz w:val="22"/>
-              </w:rPr>
-            </w:r>
-          </w:p>
-        </w:tc>
-        <w:tc>
-          <w:tcPr>
-            <w:tcW w:type="dxa" w:w="1134"/>
-            <w:vAlign w:val="center"/>
-            <w:shd w:fill="F2F2F2"/>
-          </w:tcPr>
-          <w:p>
-            <w:pPr>
-              <w:jc w:val="center"/>
-            </w:pPr>
-            <w:r/>
-            <w:r>
-              <w:rPr>
-                <w:rFonts w:ascii="宋体" w:hAnsi="宋体" w:eastAsia="宋体"/>
-                <w:b w:val="0"/>
-                <w:sz w:val="22"/>
-              </w:rPr>
-              <w:t>指导教师</w:t>
-            </w:r>
-          </w:p>
-        </w:tc>
-        <w:tc>
-          <w:tcPr>
-            <w:tcW w:type="dxa" w:w="1644"/>
-            <w:vAlign w:val="center"/>
-          </w:tcPr>
-          <w:p>
-            <w:pPr>
-              <w:jc w:val="left"/>
-            </w:pPr>
-            <w:r/>
-            <w:r>
-              <w:rPr>
-                <w:rFonts w:ascii="宋体" w:hAnsi="宋体" w:eastAsia="宋体"/>
-                <w:b w:val="0"/>
-                <w:sz w:val="22"/>
-              </w:rPr>
-            </w:r>
-          </w:p>
-        </w:tc>
-        <w:tc>
-          <w:tcPr>
-            <w:tcW w:type="dxa" w:w="1134"/>
-            <w:vAlign w:val="center"/>
-            <w:shd w:fill="F2F2F2"/>
-          </w:tcPr>
-          <w:p>
-            <w:pPr>
-              <w:jc w:val="center"/>
-            </w:pPr>
-            <w:r/>
-            <w:r>
-              <w:rPr>
-                <w:rFonts w:ascii="宋体" w:hAnsi="宋体" w:eastAsia="宋体"/>
-                <w:b w:val="0"/>
-                <w:sz w:val="22"/>
-              </w:rPr>
-              <w:t>职称</w:t>
-            </w:r>
-          </w:p>
-        </w:tc>
-        <w:tc>
-          <w:tcPr>
-            <w:tcW w:type="dxa" w:w="1644"/>
-            <w:vAlign w:val="center"/>
-          </w:tcPr>
-          <w:p>
-            <w:pPr>
-              <w:jc w:val="left"/>
-            </w:pPr>
-            <w:r/>
-            <w:r>
-              <w:rPr>
-                <w:rFonts w:ascii="宋体" w:hAnsi="宋体" w:eastAsia="宋体"/>
-                <w:b w:val="0"/>
-                <w:sz w:val="22"/>
-              </w:rPr>
-            </w:r>
-          </w:p>
-        </w:tc>
-      </w:tr>
-      <w:tr>
-        <w:tc>
-          <w:tcPr>
-            <w:tcW w:type="dxa" w:w="1247"/>
-            <w:vAlign w:val="center"/>
-            <w:shd w:fill="F2F2F2"/>
-          </w:tcPr>
-          <w:p>
-            <w:pPr>
-              <w:jc w:val="center"/>
-            </w:pPr>
-            <w:r/>
-            <w:r>
-              <w:rPr>
-                <w:rFonts w:ascii="宋体" w:hAnsi="宋体" w:eastAsia="宋体"/>
-                <w:b w:val="0"/>
-                <w:sz w:val="22"/>
-              </w:rPr>
-              <w:t>论文（设计）题目</w:t>
-            </w:r>
-          </w:p>
-        </w:tc>
-        <w:tc>
-          <w:tcPr>
-            <w:tcW w:type="dxa" w:w="7200"/>
-            <w:gridSpan w:val="5"/>
-            <w:vAlign w:val="center"/>
-          </w:tcPr>
-          <w:p>
-            <w:pPr>
-              <w:jc w:val="left"/>
-            </w:pPr>
-            <w:r/>
-            <w:r>
-              <w:rPr>
-                <w:rFonts w:ascii="宋体" w:hAnsi="宋体" w:eastAsia="宋体"/>
-                <w:b w:val="0"/>
-                <w:sz w:val="22"/>
-              </w:rPr>
-            </w:r>
-          </w:p>
-          <w:p>
-            <w:pPr>
-              <w:jc w:val="left"/>
-            </w:pPr>
-            <w:r/>
-            <w:r>
-              <w:rPr>
-                <w:rFonts w:ascii="宋体" w:hAnsi="宋体" w:eastAsia="宋体"/>
-                <w:b w:val="0"/>
-                <w:sz w:val="22"/>
-              </w:rPr>
-            </w:r>
-          </w:p>
-          <w:p>
-            <w:pPr>
-              <w:jc w:val="left"/>
-            </w:pPr>
-            <w:r/>
-            <w:r>
-              <w:rPr>
-                <w:rFonts w:ascii="宋体" w:hAnsi="宋体" w:eastAsia="宋体"/>
-                <w:b w:val="0"/>
-                <w:sz w:val="22"/>
-              </w:rPr>
-            </w:r>
-          </w:p>
-          <w:p>
-            <w:pPr>
-              <w:jc w:val="left"/>
-            </w:pPr>
-            <w:r/>
-            <w:r>
-              <w:rPr>
-                <w:rFonts w:ascii="宋体" w:hAnsi="宋体" w:eastAsia="宋体"/>
-                <w:b w:val="0"/>
-                <w:sz w:val="22"/>
-              </w:rPr>
-            </w:r>
-          </w:p>
-          <w:p>
-            <w:pPr>
-              <w:jc w:val="left"/>
-            </w:pPr>
-            <w:r/>
-            <w:r>
-              <w:rPr>
-                <w:rFonts w:ascii="宋体" w:hAnsi="宋体" w:eastAsia="宋体"/>
-                <w:b w:val="0"/>
-                <w:sz w:val="22"/>
-              </w:rPr>
-            </w:r>
-          </w:p>
-        </w:tc>
-      </w:tr>
-      <w:tr>
-        <w:tc>
-          <w:tcPr>
-            <w:tcW w:type="dxa" w:w="8447"/>
-            <w:gridSpan w:val="6"/>
-            <w:vAlign w:val="center"/>
-            <w:shd w:fill="F2F2F2"/>
-          </w:tcPr>
-          <w:p>
-            <w:pPr>
-              <w:jc w:val="left"/>
-            </w:pPr>
-            <w:r/>
-            <w:r>
-              <w:rPr>
-                <w:rFonts w:ascii="宋体" w:hAnsi="宋体" w:eastAsia="宋体"/>
-                <w:b w:val="0"/>
-                <w:sz w:val="22"/>
-              </w:rPr>
-              <w:t>指导教师评语</w:t>
-            </w:r>
-          </w:p>
-          <w:p>
-            <w:pPr>
-              <w:jc w:val="left"/>
-            </w:pPr>
-            <w:r/>
-            <w:r>
-              <w:rPr>
-                <w:rFonts w:ascii="宋体" w:hAnsi="宋体" w:eastAsia="宋体"/>
-                <w:b w:val="0"/>
-                <w:sz w:val="22"/>
-              </w:rPr>
-            </w:r>
-          </w:p>
-          <w:p>
-            <w:pPr>
-              <w:jc w:val="left"/>
-            </w:pPr>
-            <w:r/>
-            <w:r>
-              <w:rPr>
-                <w:rFonts w:ascii="宋体" w:hAnsi="宋体" w:eastAsia="宋体"/>
-                <w:b w:val="0"/>
-                <w:sz w:val="22"/>
-              </w:rPr>
-            </w:r>
-          </w:p>
-          <w:p>
-            <w:pPr>
-              <w:jc w:val="left"/>
-            </w:pPr>
-            <w:r/>
-            <w:r>
-              <w:rPr>
-                <w:rFonts w:ascii="宋体" w:hAnsi="宋体" w:eastAsia="宋体"/>
-                <w:b w:val="0"/>
-                <w:sz w:val="22"/>
-              </w:rPr>
-            </w:r>
-          </w:p>
-          <w:p>
-            <w:pPr>
-              <w:jc w:val="left"/>
-            </w:pPr>
-            <w:r/>
-            <w:r>
-              <w:rPr>
-                <w:rFonts w:ascii="宋体" w:hAnsi="宋体" w:eastAsia="宋体"/>
-                <w:b w:val="0"/>
-                <w:sz w:val="22"/>
-              </w:rPr>
-            </w:r>
-          </w:p>
-          <w:p>
-            <w:pPr>
-              <w:jc w:val="left"/>
-            </w:pPr>
-            <w:r/>
-            <w:r>
-              <w:rPr>
-                <w:rFonts w:ascii="宋体" w:hAnsi="宋体" w:eastAsia="宋体"/>
-                <w:b w:val="0"/>
-                <w:sz w:val="22"/>
-              </w:rPr>
-            </w:r>
-          </w:p>
-        </w:tc>
-      </w:tr>
-      <w:tr>
-        <w:trPr>
-          <w:trHeight w:val="4819" w:hRule="atLeast"/>
-        </w:trPr>
-        <w:tc>
-          <w:tcPr>
-            <w:tcW w:type="dxa" w:w="8447"/>
-            <w:gridSpan w:val="6"/>
-            <w:vAlign w:val="center"/>
-          </w:tcPr>
-          <w:p>
-            <w:pPr>
-              <w:jc w:val="left"/>
-            </w:pPr>
-            <w:r/>
-            <w:r>
-              <w:rPr>
-                <w:rFonts w:ascii="宋体" w:hAnsi="宋体" w:eastAsia="宋体"/>
-                <w:b w:val="0"/>
-                <w:sz w:val="22"/>
-              </w:rPr>
-            </w:r>
-          </w:p>
-          <w:p>
-            <w:pPr>
-              <w:jc w:val="left"/>
-            </w:pPr>
-            <w:r/>
-            <w:r>
-              <w:rPr>
-                <w:rFonts w:ascii="宋体" w:hAnsi="宋体" w:eastAsia="宋体"/>
-                <w:b w:val="0"/>
-                <w:sz w:val="22"/>
-              </w:rPr>
-            </w:r>
-          </w:p>
-          <w:p>
-            <w:pPr>
-              <w:jc w:val="left"/>
-            </w:pPr>
-            <w:r/>
-            <w:r>
-              <w:rPr>
-                <w:rFonts w:ascii="宋体" w:hAnsi="宋体" w:eastAsia="宋体"/>
-                <w:b w:val="0"/>
-                <w:sz w:val="22"/>
-              </w:rPr>
-            </w:r>
-          </w:p>
-          <w:p>
-            <w:pPr>
-              <w:jc w:val="left"/>
-            </w:pPr>
-            <w:r/>
-            <w:r>
-              <w:rPr>
-                <w:rFonts w:ascii="宋体" w:hAnsi="宋体" w:eastAsia="宋体"/>
-                <w:b w:val="0"/>
-                <w:sz w:val="22"/>
-              </w:rPr>
-            </w:r>
-          </w:p>
-          <w:p>
-            <w:pPr>
-              <w:jc w:val="left"/>
-            </w:pPr>
-            <w:r/>
-            <w:r>
-              <w:rPr>
-                <w:rFonts w:ascii="宋体" w:hAnsi="宋体" w:eastAsia="宋体"/>
-                <w:b w:val="0"/>
-                <w:sz w:val="22"/>
-              </w:rPr>
-            </w:r>
-          </w:p>
-          <w:p>
-            <w:pPr>
-              <w:jc w:val="left"/>
-            </w:pPr>
-            <w:r/>
-            <w:r>
-              <w:rPr>
-                <w:rFonts w:ascii="宋体" w:hAnsi="宋体" w:eastAsia="宋体"/>
-                <w:b w:val="0"/>
-                <w:sz w:val="22"/>
-              </w:rPr>
-            </w:r>
-          </w:p>
-        </w:tc>
-      </w:tr>
-      <w:tr>
-        <w:tc>
-          <w:tcPr>
-            <w:tcW w:type="dxa" w:w="1247"/>
-            <w:vAlign w:val="center"/>
-            <w:shd w:fill="F2F2F2"/>
-          </w:tcPr>
-          <w:p>
-            <w:pPr>
-              <w:jc w:val="center"/>
-            </w:pPr>
-            <w:r/>
-            <w:r>
-              <w:rPr>
-                <w:rFonts w:ascii="宋体" w:hAnsi="宋体" w:eastAsia="宋体"/>
-                <w:b w:val="0"/>
-                <w:sz w:val="22"/>
-              </w:rPr>
-              <w:t>建议成绩</w:t>
-            </w:r>
-          </w:p>
-        </w:tc>
-        <w:tc>
-          <w:tcPr>
-            <w:tcW w:type="dxa" w:w="2778"/>
-            <w:gridSpan w:val="2"/>
-            <w:vAlign w:val="center"/>
-          </w:tcPr>
-          <w:p>
-            <w:pPr>
-              <w:jc w:val="left"/>
-            </w:pPr>
-            <w:r/>
-            <w:r>
-              <w:rPr>
-                <w:rFonts w:ascii="宋体" w:hAnsi="宋体" w:eastAsia="宋体"/>
-                <w:b w:val="0"/>
-                <w:sz w:val="22"/>
-              </w:rPr>
-            </w:r>
-          </w:p>
-          <w:p>
-            <w:pPr>
-              <w:jc w:val="center"/>
-            </w:pPr>
-            <w:r/>
-            <w:r>
-              <w:rPr>
-                <w:rFonts w:ascii="宋体" w:hAnsi="宋体" w:eastAsia="宋体"/>
-                <w:b w:val="0"/>
-                <w:sz w:val="22"/>
-              </w:rPr>
-              <w:t>是否同意答辩</w:t>
-            </w:r>
-          </w:p>
-        </w:tc>
-        <w:tc>
-          <w:tcPr>
-            <w:tcW w:type="dxa" w:w="4422"/>
-            <w:gridSpan w:val="3"/>
-            <w:vAlign w:val="center"/>
-            <w:shd w:fill="F2F2F2"/>
-          </w:tcPr>
-          <w:p>
-            <w:pPr>
-              <w:jc w:val="left"/>
-            </w:pPr>
-            <w:r/>
-            <w:r>
-              <w:rPr>
-                <w:rFonts w:ascii="宋体" w:hAnsi="宋体" w:eastAsia="宋体"/>
-                <w:b w:val="0"/>
-                <w:sz w:val="22"/>
-              </w:rPr>
-            </w:r>
-          </w:p>
-          <w:p>
-            <w:pPr>
-              <w:jc w:val="left"/>
-            </w:pPr>
-            <w:r/>
-            <w:r>
-              <w:rPr>
-                <w:rFonts w:ascii="宋体" w:hAnsi="宋体" w:eastAsia="宋体"/>
-                <w:b w:val="0"/>
-                <w:sz w:val="22"/>
-              </w:rPr>
-            </w:r>
-          </w:p>
-          <w:p>
-            <w:pPr>
-              <w:jc w:val="left"/>
-            </w:pPr>
-            <w:r/>
-            <w:r>
-              <w:rPr>
-                <w:rFonts w:ascii="宋体" w:hAnsi="宋体" w:eastAsia="宋体"/>
-                <w:b w:val="0"/>
-                <w:sz w:val="22"/>
-              </w:rPr>
-            </w:r>
-          </w:p>
-        </w:tc>
-      </w:tr>
-      <w:tr>
-        <w:tc>
-          <w:tcPr>
-            <w:tcW w:type="dxa" w:w="1247"/>
-            <w:vAlign w:val="center"/>
-            <w:shd w:fill="F2F2F2"/>
-          </w:tcPr>
-          <w:p>
-            <w:pPr>
-              <w:jc w:val="center"/>
-            </w:pPr>
-            <w:r/>
-            <w:r>
-              <w:rPr>
-                <w:rFonts w:ascii="宋体" w:hAnsi="宋体" w:eastAsia="宋体"/>
-                <w:b w:val="0"/>
-                <w:sz w:val="22"/>
-              </w:rPr>
-              <w:t>指导教师签名</w:t>
-            </w:r>
-          </w:p>
-        </w:tc>
-        <w:tc>
-          <w:tcPr>
-            <w:tcW w:type="dxa" w:w="2778"/>
-            <w:gridSpan w:val="2"/>
-            <w:vAlign w:val="center"/>
-          </w:tcPr>
-          <w:p>
-            <w:pPr>
-              <w:jc w:val="left"/>
-            </w:pPr>
-            <w:r/>
-            <w:r>
-              <w:rPr>
-                <w:rFonts w:ascii="宋体" w:hAnsi="宋体" w:eastAsia="宋体"/>
-                <w:b w:val="0"/>
-                <w:sz w:val="22"/>
-              </w:rPr>
-            </w:r>
-          </w:p>
-          <w:p>
-            <w:pPr>
-              <w:jc w:val="center"/>
-            </w:pPr>
-            <w:r/>
-            <w:r>
-              <w:rPr>
-                <w:rFonts w:ascii="宋体" w:hAnsi="宋体" w:eastAsia="宋体"/>
-                <w:b w:val="0"/>
-                <w:sz w:val="22"/>
-              </w:rPr>
-              <w:t>日期</w:t>
-            </w:r>
-          </w:p>
-        </w:tc>
-        <w:tc>
-          <w:tcPr>
-            <w:tcW w:type="dxa" w:w="4422"/>
-            <w:gridSpan w:val="3"/>
-            <w:vAlign w:val="center"/>
-            <w:shd w:fill="F2F2F2"/>
-          </w:tcPr>
-          <w:p>
-            <w:pPr>
-              <w:jc w:val="left"/>
-            </w:pPr>
-            <w:r/>
-            <w:r>
-              <w:rPr>
-                <w:rFonts w:ascii="宋体" w:hAnsi="宋体" w:eastAsia="宋体"/>
-                <w:b w:val="0"/>
-                <w:sz w:val="22"/>
-              </w:rPr>
-            </w:r>
-          </w:p>
-          <w:p>
-            <w:pPr>
-              <w:jc w:val="left"/>
-            </w:pPr>
-            <w:r/>
-            <w:r>
-              <w:rPr>
-                <w:rFonts w:ascii="宋体" w:hAnsi="宋体" w:eastAsia="宋体"/>
-                <w:b w:val="0"/>
-                <w:sz w:val="22"/>
-              </w:rPr>
-            </w:r>
-          </w:p>
-          <w:p>
-            <w:pPr>
-              <w:jc w:val="left"/>
-            </w:pPr>
-            <w:r/>
-            <w:r>
-              <w:rPr>
-                <w:rFonts w:ascii="宋体" w:hAnsi="宋体" w:eastAsia="宋体"/>
-                <w:b w:val="0"/>
-                <w:sz w:val="22"/>
-              </w:rPr>
-            </w:r>
-          </w:p>
-        </w:tc>
-      </w:tr>
-      <w:tr>
-        <w:trPr>
-          <w:trHeight w:val="1134" w:hRule="atLeast"/>
-        </w:trPr>
-        <w:tc>
-          <w:tcPr>
-            <w:tcW w:type="dxa" w:w="1247"/>
-            <w:vAlign w:val="center"/>
-            <w:shd w:fill="F2F2F2"/>
-          </w:tcPr>
-          <w:p>
-            <w:pPr>
-              <w:jc w:val="center"/>
-            </w:pPr>
-            <w:r/>
-            <w:r>
-              <w:rPr>
-                <w:rFonts w:ascii="宋体" w:hAnsi="宋体" w:eastAsia="宋体"/>
-                <w:b w:val="0"/>
-                <w:sz w:val="22"/>
-              </w:rPr>
-              <w:t>学院审核意见</w:t>
-            </w:r>
-          </w:p>
-        </w:tc>
-        <w:tc>
-          <w:tcPr>
-            <w:tcW w:type="dxa" w:w="7200"/>
-            <w:gridSpan w:val="5"/>
-            <w:vAlign w:val="center"/>
-          </w:tcPr>
-          <w:p>
-            <w:pPr>
-              <w:jc w:val="left"/>
-            </w:pPr>
-            <w:r/>
-            <w:r>
-              <w:rPr>
-                <w:rFonts w:ascii="宋体" w:hAnsi="宋体" w:eastAsia="宋体"/>
-                <w:b w:val="0"/>
-                <w:sz w:val="22"/>
-              </w:rPr>
-            </w:r>
-          </w:p>
-          <w:p>
-            <w:pPr>
-              <w:jc w:val="left"/>
-            </w:pPr>
-            <w:r/>
-            <w:r>
-              <w:rPr>
-                <w:rFonts w:ascii="宋体" w:hAnsi="宋体" w:eastAsia="宋体"/>
-                <w:b w:val="0"/>
-                <w:sz w:val="22"/>
-              </w:rPr>
-            </w:r>
-          </w:p>
-          <w:p>
-            <w:pPr>
-              <w:jc w:val="left"/>
-            </w:pPr>
-            <w:r/>
-            <w:r>
-              <w:rPr>
-                <w:rFonts w:ascii="宋体" w:hAnsi="宋体" w:eastAsia="宋体"/>
-                <w:b w:val="0"/>
-                <w:sz w:val="22"/>
-              </w:rPr>
-            </w:r>
-          </w:p>
-          <w:p>
-            <w:pPr>
-              <w:jc w:val="left"/>
-            </w:pPr>
-            <w:r/>
-            <w:r>
-              <w:rPr>
-                <w:rFonts w:ascii="宋体" w:hAnsi="宋体" w:eastAsia="宋体"/>
-                <w:b w:val="0"/>
-                <w:sz w:val="22"/>
-              </w:rPr>
-            </w:r>
-          </w:p>
-          <w:p>
-            <w:pPr>
-              <w:jc w:val="left"/>
-            </w:pPr>
-            <w:r/>
-            <w:r>
-              <w:rPr>
-                <w:rFonts w:ascii="宋体" w:hAnsi="宋体" w:eastAsia="宋体"/>
-                <w:b w:val="0"/>
-                <w:sz w:val="22"/>
-              </w:rPr>
-            </w:r>
-          </w:p>
-        </w:tc>
-      </w:tr>
-    </w:tbl>
-    <w:p>
-      <w:r>
-        <w:rPr>
-          <w:rFonts w:ascii="宋体" w:hAnsi="宋体" w:eastAsia="宋体"/>
-          <w:b w:val="0"/>
-          <w:sz w:val="20"/>
-        </w:rPr>
-        <w:t>评阅要点：选题意义、文献综述、研究内容与方法、写作规范、创新性、工作量及综合能力等。</w:t>
+        <w:drawing>
+          <wp:inline xmlns:a="http://schemas.openxmlformats.org/drawingml/2006/main" xmlns:pic="http://schemas.openxmlformats.org/drawingml/2006/picture">
+            <wp:extent cx="7560000" cy="9443051"/>
+            <wp:docPr id="1" name="Picture 1"/>
+            <wp:cNvGraphicFramePr>
+              <a:graphicFrameLocks noChangeAspect="1"/>
+            </wp:cNvGraphicFramePr>
+            <a:graphic>
+              <a:graphicData uri="http://schemas.openxmlformats.org/drawingml/2006/picture">
+                <pic:pic>
+                  <pic:nvPicPr>
+                    <pic:cNvPr id="0" name="page_20_xref_98.jpeg"/>
+                    <pic:cNvPicPr/>
+                  </pic:nvPicPr>
+                  <pic:blipFill>
+                    <a:blip r:embed="rId9"/>
+                    <a:stretch>
+                      <a:fillRect/>
+                    </a:stretch>
+                  </pic:blipFill>
+                  <pic:spPr>
+                    <a:xfrm>
+                      <a:off x="0" y="0"/>
+                      <a:ext cx="7560000" cy="9443051"/>
+                    </a:xfrm>
+                    <a:prstGeom prst="rect"/>
+                  </pic:spPr>
+                </pic:pic>
+              </a:graphicData>
+            </a:graphic>
+          </wp:inline>
+        </w:drawing>
       </w:r>
     </w:p>
     <w:sectPr>
       <w:pgSz w:w="11906" w:h="16838"/>
-      <w:pgMar w:top="1247" w:right="1304" w:bottom="1134" w:left="1417" w:header="720" w:footer="720" w:gutter="0"/>
+      <w:pgMar w:top="0" w:right="0" w:bottom="0" w:left="0" w:header="0" w:footer="0" w:gutter="0"/>
       <w:cols w:space="720"/>
       <w:docGrid w:linePitch="360"/>
     </w:sectPr>
@@ -1240,10 +415,6 @@
     <w:name w:val="Normal"/>
     <w:qFormat/>
     <w:rsid w:val="00FC693F"/>
-    <w:rPr>
-      <w:rFonts w:ascii="宋体" w:hAnsi="宋体" w:eastAsia="宋体"/>
-      <w:sz w:val="22"/>
-    </w:rPr>
   </w:style>
   <w:style w:type="paragraph" w:styleId="Header">
     <w:name w:val="header"/>

--- a/本科毕业论文指导教师评语.docx
+++ b/本科毕业论文指导教师评语.docx
@@ -10,7 +10,7 @@
       <w:r>
         <w:drawing>
           <wp:inline xmlns:a="http://schemas.openxmlformats.org/drawingml/2006/main" xmlns:pic="http://schemas.openxmlformats.org/drawingml/2006/picture">
-            <wp:extent cx="7560000" cy="9443051"/>
+            <wp:extent cx="7560000" cy="10692000"/>
             <wp:docPr id="1" name="Picture 1"/>
             <wp:cNvGraphicFramePr>
               <a:graphicFrameLocks noChangeAspect="1"/>
@@ -19,7 +19,7 @@
               <a:graphicData uri="http://schemas.openxmlformats.org/drawingml/2006/picture">
                 <pic:pic>
                   <pic:nvPicPr>
-                    <pic:cNvPr id="0" name="page_20_xref_98.jpeg"/>
+                    <pic:cNvPr id="0" name="本科毕业论文指导教师评语.docx-1.png"/>
                     <pic:cNvPicPr/>
                   </pic:nvPicPr>
                   <pic:blipFill>
@@ -31,7 +31,7 @@
                   <pic:spPr>
                     <a:xfrm>
                       <a:off x="0" y="0"/>
-                      <a:ext cx="7560000" cy="9443051"/>
+                      <a:ext cx="7560000" cy="10692000"/>
                     </a:xfrm>
                     <a:prstGeom prst="rect"/>
                   </pic:spPr>

--- a/本科毕业论文指导教师评语.docx
+++ b/本科毕业论文指导教师评语.docx
@@ -4,47 +4,787 @@
   <w:body>
     <w:p>
       <w:pPr>
-        <w:spacing w:before="0" w:after="0" w:line="240" w:lineRule="auto"/>
+        <w:spacing w:before="0" w:after="200"/>
         <w:jc w:val="center"/>
       </w:pPr>
       <w:r>
-        <w:drawing>
-          <wp:inline xmlns:a="http://schemas.openxmlformats.org/drawingml/2006/main" xmlns:pic="http://schemas.openxmlformats.org/drawingml/2006/picture">
-            <wp:extent cx="7560000" cy="10692000"/>
-            <wp:docPr id="1" name="Picture 1"/>
-            <wp:cNvGraphicFramePr>
-              <a:graphicFrameLocks noChangeAspect="1"/>
-            </wp:cNvGraphicFramePr>
-            <a:graphic>
-              <a:graphicData uri="http://schemas.openxmlformats.org/drawingml/2006/picture">
-                <pic:pic>
-                  <pic:nvPicPr>
-                    <pic:cNvPr id="0" name="本科毕业论文指导教师评语.docx-1.png"/>
-                    <pic:cNvPicPr/>
-                  </pic:nvPicPr>
-                  <pic:blipFill>
-                    <a:blip r:embed="rId9"/>
-                    <a:stretch>
-                      <a:fillRect/>
-                    </a:stretch>
-                  </pic:blipFill>
-                  <pic:spPr>
-                    <a:xfrm>
-                      <a:off x="0" y="0"/>
-                      <a:ext cx="7560000" cy="10692000"/>
-                    </a:xfrm>
-                    <a:prstGeom prst="rect"/>
-                  </pic:spPr>
-                </pic:pic>
-              </a:graphicData>
-            </a:graphic>
-          </wp:inline>
-        </w:drawing>
+        <w:rPr>
+          <w:rFonts w:ascii="黑体" w:hAnsi="黑体" w:eastAsia="黑体"/>
+          <w:b/>
+          <w:sz w:val="44"/>
+        </w:rPr>
+        <w:t>指导教师评语</w:t>
       </w:r>
     </w:p>
+    <w:tbl>
+      <w:tblPr>
+        <w:tblW w:type="auto" w:w="0"/>
+        <w:jc w:val="center"/>
+        <w:tblLayout w:type="fixed"/>
+        <w:tblLook w:firstColumn="1" w:firstRow="1" w:lastColumn="0" w:lastRow="0" w:noHBand="0" w:noVBand="1" w:val="04A0"/>
+        <w:tblBorders>
+          <w:top w:val="single" w:sz="12" w:space="0" w:color="000000"/>
+          <w:left w:val="single" w:sz="12" w:space="0" w:color="000000"/>
+          <w:bottom w:val="single" w:sz="12" w:space="0" w:color="000000"/>
+          <w:right w:val="single" w:sz="12" w:space="0" w:color="000000"/>
+          <w:insideH w:val="single" w:sz="12" w:space="0" w:color="000000"/>
+          <w:insideV w:val="single" w:sz="12" w:space="0" w:color="000000"/>
+        </w:tblBorders>
+      </w:tblPr>
+      <w:tblGrid>
+        <w:gridCol w:w="2466"/>
+        <w:gridCol w:w="2466"/>
+        <w:gridCol w:w="2466"/>
+        <w:gridCol w:w="2466"/>
+      </w:tblGrid>
+      <w:tr>
+        <w:trPr>
+          <w:trHeight w:val="510" w:hRule="atLeast"/>
+        </w:trPr>
+        <w:tc>
+          <w:tcPr>
+            <w:tcW w:type="dxa" w:w="1247"/>
+            <w:vAlign w:val="center"/>
+          </w:tcPr>
+          <w:p>
+            <w:pPr>
+              <w:spacing w:before="0" w:after="0" w:line="300" w:lineRule="auto"/>
+              <w:jc w:val="center"/>
+            </w:pPr>
+            <w:r/>
+            <w:r>
+              <w:rPr>
+                <w:rFonts w:ascii="宋体" w:hAnsi="宋体" w:eastAsia="宋体"/>
+                <w:b/>
+                <w:sz w:val="24"/>
+              </w:rPr>
+              <w:t>题目</w:t>
+            </w:r>
+          </w:p>
+        </w:tc>
+        <w:tc>
+          <w:tcPr>
+            <w:tcW w:type="dxa" w:w="8504"/>
+            <w:gridSpan w:val="3"/>
+            <w:vAlign w:val="top"/>
+          </w:tcPr>
+          <w:p>
+            <w:pPr>
+              <w:spacing w:before="0" w:after="0" w:line="300" w:lineRule="auto"/>
+              <w:jc w:val="left"/>
+            </w:pPr>
+            <w:r/>
+            <w:r>
+              <w:rPr>
+                <w:rFonts w:ascii="宋体" w:hAnsi="宋体" w:eastAsia="宋体"/>
+                <w:b w:val="0"/>
+                <w:sz w:val="20"/>
+              </w:rPr>
+              <w:t>请填写论文题目</w:t>
+            </w:r>
+          </w:p>
+        </w:tc>
+      </w:tr>
+      <w:tr>
+        <w:trPr>
+          <w:trHeight w:val="510" w:hRule="atLeast"/>
+        </w:trPr>
+        <w:tc>
+          <w:tcPr>
+            <w:tcW w:type="dxa" w:w="1247"/>
+            <w:vAlign w:val="center"/>
+          </w:tcPr>
+          <w:p>
+            <w:pPr>
+              <w:spacing w:before="0" w:after="0" w:line="300" w:lineRule="auto"/>
+              <w:jc w:val="center"/>
+            </w:pPr>
+            <w:r/>
+            <w:r>
+              <w:rPr>
+                <w:rFonts w:ascii="宋体" w:hAnsi="宋体" w:eastAsia="宋体"/>
+                <w:b/>
+                <w:sz w:val="24"/>
+              </w:rPr>
+              <w:t>姓名</w:t>
+            </w:r>
+          </w:p>
+        </w:tc>
+        <w:tc>
+          <w:tcPr>
+            <w:tcW w:type="dxa" w:w="3175"/>
+            <w:vAlign w:val="top"/>
+          </w:tcPr>
+          <w:p>
+            <w:pPr>
+              <w:spacing w:before="0" w:after="0" w:line="300" w:lineRule="auto"/>
+              <w:jc w:val="left"/>
+            </w:pPr>
+            <w:r/>
+            <w:r>
+              <w:rPr>
+                <w:rFonts w:ascii="宋体" w:hAnsi="宋体" w:eastAsia="宋体"/>
+                <w:b w:val="0"/>
+                <w:sz w:val="20"/>
+              </w:rPr>
+              <w:t>请填写</w:t>
+            </w:r>
+          </w:p>
+        </w:tc>
+        <w:tc>
+          <w:tcPr>
+            <w:tcW w:type="dxa" w:w="1247"/>
+            <w:vAlign w:val="center"/>
+          </w:tcPr>
+          <w:p>
+            <w:pPr>
+              <w:spacing w:before="0" w:after="0" w:line="300" w:lineRule="auto"/>
+              <w:jc w:val="center"/>
+            </w:pPr>
+            <w:r/>
+            <w:r>
+              <w:rPr>
+                <w:rFonts w:ascii="宋体" w:hAnsi="宋体" w:eastAsia="宋体"/>
+                <w:b/>
+                <w:sz w:val="24"/>
+              </w:rPr>
+              <w:t>学号</w:t>
+            </w:r>
+          </w:p>
+        </w:tc>
+        <w:tc>
+          <w:tcPr>
+            <w:tcW w:type="dxa" w:w="4082"/>
+            <w:vAlign w:val="top"/>
+          </w:tcPr>
+          <w:p>
+            <w:pPr>
+              <w:spacing w:before="0" w:after="0" w:line="300" w:lineRule="auto"/>
+              <w:jc w:val="left"/>
+            </w:pPr>
+            <w:r/>
+            <w:r>
+              <w:rPr>
+                <w:rFonts w:ascii="宋体" w:hAnsi="宋体" w:eastAsia="宋体"/>
+                <w:b w:val="0"/>
+                <w:sz w:val="20"/>
+              </w:rPr>
+              <w:t>请填写</w:t>
+            </w:r>
+          </w:p>
+        </w:tc>
+      </w:tr>
+      <w:tr>
+        <w:trPr>
+          <w:trHeight w:val="510" w:hRule="atLeast"/>
+        </w:trPr>
+        <w:tc>
+          <w:tcPr>
+            <w:tcW w:type="dxa" w:w="1247"/>
+            <w:vAlign w:val="center"/>
+          </w:tcPr>
+          <w:p>
+            <w:pPr>
+              <w:spacing w:before="0" w:after="0" w:line="300" w:lineRule="auto"/>
+              <w:jc w:val="center"/>
+            </w:pPr>
+            <w:r/>
+            <w:r>
+              <w:rPr>
+                <w:rFonts w:ascii="宋体" w:hAnsi="宋体" w:eastAsia="宋体"/>
+                <w:b/>
+                <w:sz w:val="24"/>
+              </w:rPr>
+              <w:t>指导教师</w:t>
+            </w:r>
+          </w:p>
+        </w:tc>
+        <w:tc>
+          <w:tcPr>
+            <w:tcW w:type="dxa" w:w="3175"/>
+            <w:vAlign w:val="top"/>
+          </w:tcPr>
+          <w:p>
+            <w:pPr>
+              <w:spacing w:before="0" w:after="0" w:line="300" w:lineRule="auto"/>
+              <w:jc w:val="left"/>
+            </w:pPr>
+            <w:r/>
+            <w:r>
+              <w:rPr>
+                <w:rFonts w:ascii="宋体" w:hAnsi="宋体" w:eastAsia="宋体"/>
+                <w:b w:val="0"/>
+                <w:sz w:val="20"/>
+              </w:rPr>
+              <w:t>请填写</w:t>
+            </w:r>
+          </w:p>
+        </w:tc>
+        <w:tc>
+          <w:tcPr>
+            <w:tcW w:type="dxa" w:w="1247"/>
+            <w:vAlign w:val="center"/>
+          </w:tcPr>
+          <w:p>
+            <w:pPr>
+              <w:spacing w:before="0" w:after="0" w:line="300" w:lineRule="auto"/>
+              <w:jc w:val="center"/>
+            </w:pPr>
+            <w:r/>
+            <w:r>
+              <w:rPr>
+                <w:rFonts w:ascii="宋体" w:hAnsi="宋体" w:eastAsia="宋体"/>
+                <w:b/>
+                <w:sz w:val="24"/>
+              </w:rPr>
+              <w:t>职称</w:t>
+            </w:r>
+          </w:p>
+        </w:tc>
+        <w:tc>
+          <w:tcPr>
+            <w:tcW w:type="dxa" w:w="4082"/>
+            <w:vAlign w:val="top"/>
+          </w:tcPr>
+          <w:p>
+            <w:pPr>
+              <w:spacing w:before="0" w:after="0" w:line="300" w:lineRule="auto"/>
+              <w:jc w:val="left"/>
+            </w:pPr>
+            <w:r/>
+            <w:r>
+              <w:rPr>
+                <w:rFonts w:ascii="宋体" w:hAnsi="宋体" w:eastAsia="宋体"/>
+                <w:b w:val="0"/>
+                <w:sz w:val="20"/>
+              </w:rPr>
+              <w:t>请填写</w:t>
+            </w:r>
+          </w:p>
+        </w:tc>
+      </w:tr>
+      <w:tr>
+        <w:trPr>
+          <w:trHeight w:val="1814" w:hRule="atLeast"/>
+        </w:trPr>
+        <w:tc>
+          <w:tcPr>
+            <w:tcW w:type="dxa" w:w="1247"/>
+            <w:vAlign w:val="center"/>
+          </w:tcPr>
+          <w:p>
+            <w:pPr>
+              <w:spacing w:before="0" w:after="0" w:line="300" w:lineRule="auto"/>
+              <w:jc w:val="center"/>
+            </w:pPr>
+            <w:r/>
+            <w:r>
+              <w:rPr>
+                <w:rFonts w:ascii="宋体" w:hAnsi="宋体" w:eastAsia="宋体"/>
+                <w:b/>
+                <w:sz w:val="24"/>
+              </w:rPr>
+              <w:t>论文</w:t>
+            </w:r>
+            <w:r>
+              <w:br/>
+            </w:r>
+            <w:r>
+              <w:rPr>
+                <w:rFonts w:ascii="宋体" w:hAnsi="宋体" w:eastAsia="宋体"/>
+                <w:b/>
+                <w:sz w:val="24"/>
+              </w:rPr>
+              <w:t>完成</w:t>
+            </w:r>
+            <w:r>
+              <w:br/>
+            </w:r>
+            <w:r>
+              <w:rPr>
+                <w:rFonts w:ascii="宋体" w:hAnsi="宋体" w:eastAsia="宋体"/>
+                <w:b/>
+                <w:sz w:val="24"/>
+              </w:rPr>
+              <w:t>情况</w:t>
+            </w:r>
+          </w:p>
+        </w:tc>
+        <w:tc>
+          <w:tcPr>
+            <w:tcW w:type="dxa" w:w="8504"/>
+            <w:gridSpan w:val="3"/>
+            <w:vAlign w:val="top"/>
+          </w:tcPr>
+          <w:p>
+            <w:pPr>
+              <w:spacing w:before="0" w:after="0" w:line="300" w:lineRule="auto"/>
+              <w:jc w:val="left"/>
+            </w:pPr>
+            <w:r/>
+            <w:r>
+              <w:rPr>
+                <w:rFonts w:ascii="宋体" w:hAnsi="宋体" w:eastAsia="宋体"/>
+                <w:b w:val="0"/>
+                <w:sz w:val="20"/>
+              </w:rPr>
+              <w:t>请填写对论文完成情况、工作量、规范性等方面的评价。</w:t>
+            </w:r>
+            <w:r>
+              <w:br/>
+            </w:r>
+            <w:r>
+              <w:rPr>
+                <w:rFonts w:ascii="宋体" w:hAnsi="宋体" w:eastAsia="宋体"/>
+                <w:b w:val="0"/>
+                <w:sz w:val="20"/>
+              </w:rPr>
+            </w:r>
+            <w:r>
+              <w:br/>
+            </w:r>
+            <w:r>
+              <w:rPr>
+                <w:rFonts w:ascii="宋体" w:hAnsi="宋体" w:eastAsia="宋体"/>
+                <w:b w:val="0"/>
+                <w:sz w:val="20"/>
+              </w:rPr>
+            </w:r>
+            <w:r>
+              <w:br/>
+            </w:r>
+            <w:r>
+              <w:rPr>
+                <w:rFonts w:ascii="宋体" w:hAnsi="宋体" w:eastAsia="宋体"/>
+                <w:b w:val="0"/>
+                <w:sz w:val="20"/>
+              </w:rPr>
+            </w:r>
+            <w:r>
+              <w:br/>
+            </w:r>
+            <w:r>
+              <w:rPr>
+                <w:rFonts w:ascii="宋体" w:hAnsi="宋体" w:eastAsia="宋体"/>
+                <w:b w:val="0"/>
+                <w:sz w:val="20"/>
+              </w:rPr>
+            </w:r>
+          </w:p>
+        </w:tc>
+      </w:tr>
+      <w:tr>
+        <w:trPr>
+          <w:trHeight w:val="1701" w:hRule="atLeast"/>
+        </w:trPr>
+        <w:tc>
+          <w:tcPr>
+            <w:tcW w:type="dxa" w:w="1247"/>
+            <w:vAlign w:val="center"/>
+          </w:tcPr>
+          <w:p>
+            <w:pPr>
+              <w:spacing w:before="0" w:after="0" w:line="300" w:lineRule="auto"/>
+              <w:jc w:val="center"/>
+            </w:pPr>
+            <w:r/>
+            <w:r>
+              <w:rPr>
+                <w:rFonts w:ascii="宋体" w:hAnsi="宋体" w:eastAsia="宋体"/>
+                <w:b/>
+                <w:sz w:val="24"/>
+              </w:rPr>
+              <w:t>学术</w:t>
+            </w:r>
+            <w:r>
+              <w:br/>
+            </w:r>
+            <w:r>
+              <w:rPr>
+                <w:rFonts w:ascii="宋体" w:hAnsi="宋体" w:eastAsia="宋体"/>
+                <w:b/>
+                <w:sz w:val="24"/>
+              </w:rPr>
+              <w:t>水平</w:t>
+            </w:r>
+            <w:r>
+              <w:br/>
+            </w:r>
+            <w:r>
+              <w:rPr>
+                <w:rFonts w:ascii="宋体" w:hAnsi="宋体" w:eastAsia="宋体"/>
+                <w:b/>
+                <w:sz w:val="24"/>
+              </w:rPr>
+              <w:t>评价</w:t>
+            </w:r>
+          </w:p>
+        </w:tc>
+        <w:tc>
+          <w:tcPr>
+            <w:tcW w:type="dxa" w:w="8504"/>
+            <w:gridSpan w:val="3"/>
+            <w:vAlign w:val="top"/>
+          </w:tcPr>
+          <w:p>
+            <w:pPr>
+              <w:spacing w:before="0" w:after="0" w:line="300" w:lineRule="auto"/>
+              <w:jc w:val="left"/>
+            </w:pPr>
+            <w:r/>
+            <w:r>
+              <w:rPr>
+                <w:rFonts w:ascii="宋体" w:hAnsi="宋体" w:eastAsia="宋体"/>
+                <w:b w:val="0"/>
+                <w:sz w:val="20"/>
+              </w:rPr>
+              <w:t>请填写论文创新性、理论或实践价值、分析论证能力等方面的评价。</w:t>
+            </w:r>
+            <w:r>
+              <w:br/>
+            </w:r>
+            <w:r>
+              <w:rPr>
+                <w:rFonts w:ascii="宋体" w:hAnsi="宋体" w:eastAsia="宋体"/>
+                <w:b w:val="0"/>
+                <w:sz w:val="20"/>
+              </w:rPr>
+            </w:r>
+            <w:r>
+              <w:br/>
+            </w:r>
+            <w:r>
+              <w:rPr>
+                <w:rFonts w:ascii="宋体" w:hAnsi="宋体" w:eastAsia="宋体"/>
+                <w:b w:val="0"/>
+                <w:sz w:val="20"/>
+              </w:rPr>
+            </w:r>
+            <w:r>
+              <w:br/>
+            </w:r>
+            <w:r>
+              <w:rPr>
+                <w:rFonts w:ascii="宋体" w:hAnsi="宋体" w:eastAsia="宋体"/>
+                <w:b w:val="0"/>
+                <w:sz w:val="20"/>
+              </w:rPr>
+            </w:r>
+            <w:r>
+              <w:br/>
+            </w:r>
+            <w:r>
+              <w:rPr>
+                <w:rFonts w:ascii="宋体" w:hAnsi="宋体" w:eastAsia="宋体"/>
+                <w:b w:val="0"/>
+                <w:sz w:val="20"/>
+              </w:rPr>
+            </w:r>
+          </w:p>
+        </w:tc>
+      </w:tr>
+      <w:tr>
+        <w:trPr>
+          <w:trHeight w:val="4422" w:hRule="atLeast"/>
+        </w:trPr>
+        <w:tc>
+          <w:tcPr>
+            <w:tcW w:type="dxa" w:w="1247"/>
+            <w:vAlign w:val="center"/>
+          </w:tcPr>
+          <w:p>
+            <w:pPr>
+              <w:spacing w:before="0" w:after="0" w:line="300" w:lineRule="auto"/>
+              <w:jc w:val="center"/>
+            </w:pPr>
+            <w:r/>
+            <w:r>
+              <w:rPr>
+                <w:rFonts w:ascii="宋体" w:hAnsi="宋体" w:eastAsia="宋体"/>
+                <w:b/>
+                <w:sz w:val="24"/>
+              </w:rPr>
+              <w:t>指导</w:t>
+            </w:r>
+            <w:r>
+              <w:br/>
+            </w:r>
+            <w:r>
+              <w:rPr>
+                <w:rFonts w:ascii="宋体" w:hAnsi="宋体" w:eastAsia="宋体"/>
+                <w:b/>
+                <w:sz w:val="24"/>
+              </w:rPr>
+              <w:t>教师</w:t>
+            </w:r>
+            <w:r>
+              <w:br/>
+            </w:r>
+            <w:r>
+              <w:rPr>
+                <w:rFonts w:ascii="宋体" w:hAnsi="宋体" w:eastAsia="宋体"/>
+                <w:b/>
+                <w:sz w:val="24"/>
+              </w:rPr>
+              <w:t>评语</w:t>
+            </w:r>
+          </w:p>
+        </w:tc>
+        <w:tc>
+          <w:tcPr>
+            <w:tcW w:type="dxa" w:w="8504"/>
+            <w:gridSpan w:val="3"/>
+            <w:vAlign w:val="top"/>
+          </w:tcPr>
+          <w:p>
+            <w:pPr>
+              <w:spacing w:before="0" w:after="0" w:line="300" w:lineRule="auto"/>
+              <w:jc w:val="left"/>
+            </w:pPr>
+            <w:r/>
+            <w:r>
+              <w:rPr>
+                <w:rFonts w:ascii="宋体" w:hAnsi="宋体" w:eastAsia="宋体"/>
+                <w:b w:val="0"/>
+                <w:sz w:val="20"/>
+              </w:rPr>
+              <w:t>请填写指导教师评语。</w:t>
+            </w:r>
+            <w:r>
+              <w:br/>
+            </w:r>
+            <w:r>
+              <w:rPr>
+                <w:rFonts w:ascii="宋体" w:hAnsi="宋体" w:eastAsia="宋体"/>
+                <w:b w:val="0"/>
+                <w:sz w:val="20"/>
+              </w:rPr>
+            </w:r>
+            <w:r>
+              <w:br/>
+            </w:r>
+            <w:r>
+              <w:rPr>
+                <w:rFonts w:ascii="宋体" w:hAnsi="宋体" w:eastAsia="宋体"/>
+                <w:b w:val="0"/>
+                <w:sz w:val="20"/>
+              </w:rPr>
+            </w:r>
+            <w:r>
+              <w:br/>
+            </w:r>
+            <w:r>
+              <w:rPr>
+                <w:rFonts w:ascii="宋体" w:hAnsi="宋体" w:eastAsia="宋体"/>
+                <w:b w:val="0"/>
+                <w:sz w:val="20"/>
+              </w:rPr>
+            </w:r>
+            <w:r>
+              <w:br/>
+            </w:r>
+            <w:r>
+              <w:rPr>
+                <w:rFonts w:ascii="宋体" w:hAnsi="宋体" w:eastAsia="宋体"/>
+                <w:b w:val="0"/>
+                <w:sz w:val="20"/>
+              </w:rPr>
+            </w:r>
+            <w:r>
+              <w:br/>
+            </w:r>
+            <w:r>
+              <w:rPr>
+                <w:rFonts w:ascii="宋体" w:hAnsi="宋体" w:eastAsia="宋体"/>
+                <w:b w:val="0"/>
+                <w:sz w:val="20"/>
+              </w:rPr>
+            </w:r>
+            <w:r>
+              <w:br/>
+            </w:r>
+            <w:r>
+              <w:rPr>
+                <w:rFonts w:ascii="宋体" w:hAnsi="宋体" w:eastAsia="宋体"/>
+                <w:b w:val="0"/>
+                <w:sz w:val="20"/>
+              </w:rPr>
+            </w:r>
+            <w:r>
+              <w:br/>
+            </w:r>
+            <w:r>
+              <w:rPr>
+                <w:rFonts w:ascii="宋体" w:hAnsi="宋体" w:eastAsia="宋体"/>
+                <w:b w:val="0"/>
+                <w:sz w:val="20"/>
+              </w:rPr>
+            </w:r>
+            <w:r>
+              <w:br/>
+            </w:r>
+            <w:r>
+              <w:rPr>
+                <w:rFonts w:ascii="宋体" w:hAnsi="宋体" w:eastAsia="宋体"/>
+                <w:b w:val="0"/>
+                <w:sz w:val="20"/>
+              </w:rPr>
+            </w:r>
+            <w:r>
+              <w:br/>
+            </w:r>
+            <w:r>
+              <w:rPr>
+                <w:rFonts w:ascii="宋体" w:hAnsi="宋体" w:eastAsia="宋体"/>
+                <w:b w:val="0"/>
+                <w:sz w:val="20"/>
+              </w:rPr>
+            </w:r>
+            <w:r>
+              <w:br/>
+            </w:r>
+            <w:r>
+              <w:rPr>
+                <w:rFonts w:ascii="宋体" w:hAnsi="宋体" w:eastAsia="宋体"/>
+                <w:b w:val="0"/>
+                <w:sz w:val="20"/>
+              </w:rPr>
+            </w:r>
+            <w:r>
+              <w:br/>
+            </w:r>
+            <w:r>
+              <w:rPr>
+                <w:rFonts w:ascii="宋体" w:hAnsi="宋体" w:eastAsia="宋体"/>
+                <w:b w:val="0"/>
+                <w:sz w:val="20"/>
+              </w:rPr>
+            </w:r>
+          </w:p>
+        </w:tc>
+      </w:tr>
+      <w:tr>
+        <w:trPr>
+          <w:trHeight w:val="680" w:hRule="atLeast"/>
+        </w:trPr>
+        <w:tc>
+          <w:tcPr>
+            <w:tcW w:type="dxa" w:w="1247"/>
+            <w:vAlign w:val="center"/>
+          </w:tcPr>
+          <w:p>
+            <w:pPr>
+              <w:spacing w:before="0" w:after="0" w:line="300" w:lineRule="auto"/>
+              <w:jc w:val="center"/>
+            </w:pPr>
+            <w:r/>
+            <w:r>
+              <w:rPr>
+                <w:rFonts w:ascii="宋体" w:hAnsi="宋体" w:eastAsia="宋体"/>
+                <w:b/>
+                <w:sz w:val="24"/>
+              </w:rPr>
+              <w:t>建议</w:t>
+            </w:r>
+            <w:r>
+              <w:br/>
+            </w:r>
+            <w:r>
+              <w:rPr>
+                <w:rFonts w:ascii="宋体" w:hAnsi="宋体" w:eastAsia="宋体"/>
+                <w:b/>
+                <w:sz w:val="24"/>
+              </w:rPr>
+              <w:t>成绩</w:t>
+            </w:r>
+          </w:p>
+        </w:tc>
+        <w:tc>
+          <w:tcPr>
+            <w:tcW w:type="dxa" w:w="8504"/>
+            <w:gridSpan w:val="3"/>
+            <w:vAlign w:val="center"/>
+          </w:tcPr>
+          <w:p>
+            <w:pPr>
+              <w:spacing w:before="0" w:after="0" w:line="300" w:lineRule="auto"/>
+              <w:jc w:val="left"/>
+            </w:pPr>
+            <w:r/>
+            <w:r>
+              <w:rPr>
+                <w:rFonts w:ascii="宋体" w:hAnsi="宋体" w:eastAsia="宋体"/>
+                <w:b w:val="0"/>
+                <w:sz w:val="22"/>
+              </w:rPr>
+              <w:t>建议成绩：              分</w:t>
+            </w:r>
+          </w:p>
+        </w:tc>
+      </w:tr>
+      <w:tr>
+        <w:trPr>
+          <w:trHeight w:val="1360" w:hRule="atLeast"/>
+        </w:trPr>
+        <w:tc>
+          <w:tcPr>
+            <w:tcW w:type="dxa" w:w="1247"/>
+            <w:vAlign w:val="center"/>
+          </w:tcPr>
+          <w:p>
+            <w:pPr>
+              <w:spacing w:before="0" w:after="0" w:line="300" w:lineRule="auto"/>
+              <w:jc w:val="center"/>
+            </w:pPr>
+            <w:r/>
+            <w:r>
+              <w:rPr>
+                <w:rFonts w:ascii="宋体" w:hAnsi="宋体" w:eastAsia="宋体"/>
+                <w:b/>
+                <w:sz w:val="24"/>
+              </w:rPr>
+              <w:t>签名</w:t>
+            </w:r>
+            <w:r>
+              <w:br/>
+            </w:r>
+            <w:r>
+              <w:rPr>
+                <w:rFonts w:ascii="宋体" w:hAnsi="宋体" w:eastAsia="宋体"/>
+                <w:b/>
+                <w:sz w:val="24"/>
+              </w:rPr>
+              <w:t>日期</w:t>
+            </w:r>
+          </w:p>
+        </w:tc>
+        <w:tc>
+          <w:tcPr>
+            <w:tcW w:type="dxa" w:w="8504"/>
+            <w:gridSpan w:val="3"/>
+            <w:vAlign w:val="bottom"/>
+          </w:tcPr>
+          <w:p>
+            <w:pPr>
+              <w:spacing w:before="0" w:after="0" w:line="300" w:lineRule="auto"/>
+              <w:jc w:val="right"/>
+            </w:pPr>
+            <w:r/>
+            <w:r>
+              <w:rPr>
+                <w:rFonts w:ascii="宋体" w:hAnsi="宋体" w:eastAsia="宋体"/>
+                <w:b w:val="0"/>
+                <w:sz w:val="22"/>
+              </w:rPr>
+              <w:t>指导教师签名：                         年    月    日</w:t>
+            </w:r>
+          </w:p>
+        </w:tc>
+      </w:tr>
+    </w:tbl>
     <w:sectPr>
       <w:pgSz w:w="11906" w:h="16838"/>
-      <w:pgMar w:top="0" w:right="0" w:bottom="0" w:left="0" w:header="0" w:footer="0" w:gutter="0"/>
+      <w:pgMar w:top="907" w:right="1020" w:bottom="850" w:left="1020" w:header="454" w:footer="454" w:gutter="0"/>
       <w:cols w:space="720"/>
       <w:docGrid w:linePitch="360"/>
     </w:sectPr>
@@ -415,6 +1155,10 @@
     <w:name w:val="Normal"/>
     <w:qFormat/>
     <w:rsid w:val="00FC693F"/>
+    <w:rPr>
+      <w:rFonts w:ascii="宋体" w:hAnsi="宋体" w:eastAsia="宋体"/>
+      <w:sz w:val="22"/>
+    </w:rPr>
   </w:style>
   <w:style w:type="paragraph" w:styleId="Header">
     <w:name w:val="header"/>

--- a/本科毕业论文指导教师评语.docx
+++ b/本科毕业论文指导教师评语.docx
@@ -4,14 +4,14 @@
   <w:body>
     <w:p>
       <w:pPr>
-        <w:spacing w:before="0" w:after="200"/>
+        <w:spacing w:after="160" w:before="0"/>
         <w:jc w:val="center"/>
       </w:pPr>
       <w:r>
         <w:rPr>
           <w:rFonts w:ascii="黑体" w:hAnsi="黑体" w:eastAsia="黑体"/>
           <w:b/>
-          <w:sz w:val="44"/>
+          <w:sz w:val="40"/>
         </w:rPr>
         <w:t>指导教师评语</w:t>
       </w:r>
@@ -23,32 +23,34 @@
         <w:tblLayout w:type="fixed"/>
         <w:tblLook w:firstColumn="1" w:firstRow="1" w:lastColumn="0" w:lastRow="0" w:noHBand="0" w:noVBand="1" w:val="04A0"/>
         <w:tblBorders>
-          <w:top w:val="single" w:sz="12" w:space="0" w:color="000000"/>
-          <w:left w:val="single" w:sz="12" w:space="0" w:color="000000"/>
-          <w:bottom w:val="single" w:sz="12" w:space="0" w:color="000000"/>
-          <w:right w:val="single" w:sz="12" w:space="0" w:color="000000"/>
-          <w:insideH w:val="single" w:sz="12" w:space="0" w:color="000000"/>
-          <w:insideV w:val="single" w:sz="12" w:space="0" w:color="000000"/>
+          <w:top w:val="single" w:sz="10" w:space="0" w:color="000000"/>
+          <w:left w:val="single" w:sz="10" w:space="0" w:color="000000"/>
+          <w:bottom w:val="single" w:sz="10" w:space="0" w:color="000000"/>
+          <w:right w:val="single" w:sz="10" w:space="0" w:color="000000"/>
+          <w:insideH w:val="single" w:sz="10" w:space="0" w:color="000000"/>
+          <w:insideV w:val="single" w:sz="10" w:space="0" w:color="000000"/>
         </w:tblBorders>
       </w:tblPr>
       <w:tblGrid>
-        <w:gridCol w:w="2466"/>
-        <w:gridCol w:w="2466"/>
-        <w:gridCol w:w="2466"/>
-        <w:gridCol w:w="2466"/>
+        <w:gridCol w:w="1673"/>
+        <w:gridCol w:w="1673"/>
+        <w:gridCol w:w="1673"/>
+        <w:gridCol w:w="1673"/>
+        <w:gridCol w:w="1673"/>
+        <w:gridCol w:w="1673"/>
       </w:tblGrid>
       <w:tr>
         <w:trPr>
-          <w:trHeight w:val="510" w:hRule="atLeast"/>
+          <w:trHeight w:val="481" w:hRule="atLeast"/>
         </w:trPr>
         <w:tc>
           <w:tcPr>
-            <w:tcW w:type="dxa" w:w="1247"/>
+            <w:tcW w:type="dxa" w:w="935"/>
             <w:vAlign w:val="center"/>
           </w:tcPr>
           <w:p>
             <w:pPr>
-              <w:spacing w:before="0" w:after="0" w:line="300" w:lineRule="auto"/>
+              <w:spacing w:before="0" w:after="0" w:line="276" w:lineRule="auto"/>
               <w:jc w:val="center"/>
             </w:pPr>
             <w:r/>
@@ -56,7 +58,7 @@
               <w:rPr>
                 <w:rFonts w:ascii="宋体" w:hAnsi="宋体" w:eastAsia="宋体"/>
                 <w:b/>
-                <w:sz w:val="24"/>
+                <w:sz w:val="22"/>
               </w:rPr>
               <w:t>题目</w:t>
             </w:r>
@@ -64,13 +66,13 @@
         </w:tc>
         <w:tc>
           <w:tcPr>
-            <w:tcW w:type="dxa" w:w="8504"/>
-            <w:gridSpan w:val="3"/>
-            <w:vAlign w:val="top"/>
+            <w:tcW w:type="dxa" w:w="8900"/>
+            <w:gridSpan w:val="5"/>
+            <w:vAlign w:val="center"/>
           </w:tcPr>
           <w:p>
             <w:pPr>
-              <w:spacing w:before="0" w:after="0" w:line="300" w:lineRule="auto"/>
+              <w:spacing w:before="0" w:after="0" w:line="276" w:lineRule="auto"/>
               <w:jc w:val="left"/>
             </w:pPr>
             <w:r/>
@@ -78,25 +80,80 @@
               <w:rPr>
                 <w:rFonts w:ascii="宋体" w:hAnsi="宋体" w:eastAsia="宋体"/>
                 <w:b w:val="0"/>
-                <w:sz w:val="20"/>
+                <w:sz w:val="22"/>
               </w:rPr>
-              <w:t>请填写论文题目</w:t>
+            </w:r>
+          </w:p>
+          <w:p>
+            <w:pPr>
+              <w:spacing w:before="0" w:after="0" w:line="276" w:lineRule="auto"/>
+              <w:jc w:val="left"/>
+            </w:pPr>
+            <w:r/>
+            <w:r>
+              <w:rPr>
+                <w:rFonts w:ascii="宋体" w:hAnsi="宋体" w:eastAsia="宋体"/>
+                <w:b w:val="0"/>
+                <w:sz w:val="22"/>
+              </w:rPr>
+            </w:r>
+          </w:p>
+          <w:p>
+            <w:pPr>
+              <w:spacing w:before="0" w:after="0" w:line="276" w:lineRule="auto"/>
+              <w:jc w:val="left"/>
+            </w:pPr>
+            <w:r/>
+            <w:r>
+              <w:rPr>
+                <w:rFonts w:ascii="宋体" w:hAnsi="宋体" w:eastAsia="宋体"/>
+                <w:b w:val="0"/>
+                <w:sz w:val="22"/>
+              </w:rPr>
+            </w:r>
+          </w:p>
+          <w:p>
+            <w:pPr>
+              <w:spacing w:before="0" w:after="0" w:line="276" w:lineRule="auto"/>
+              <w:jc w:val="left"/>
+            </w:pPr>
+            <w:r/>
+            <w:r>
+              <w:rPr>
+                <w:rFonts w:ascii="宋体" w:hAnsi="宋体" w:eastAsia="宋体"/>
+                <w:b w:val="0"/>
+                <w:sz w:val="22"/>
+              </w:rPr>
+            </w:r>
+          </w:p>
+          <w:p>
+            <w:pPr>
+              <w:spacing w:before="0" w:after="0" w:line="276" w:lineRule="auto"/>
+              <w:jc w:val="left"/>
+            </w:pPr>
+            <w:r/>
+            <w:r>
+              <w:rPr>
+                <w:rFonts w:ascii="宋体" w:hAnsi="宋体" w:eastAsia="宋体"/>
+                <w:b w:val="0"/>
+                <w:sz w:val="22"/>
+              </w:rPr>
             </w:r>
           </w:p>
         </w:tc>
       </w:tr>
       <w:tr>
         <w:trPr>
-          <w:trHeight w:val="510" w:hRule="atLeast"/>
+          <w:trHeight w:val="481" w:hRule="atLeast"/>
         </w:trPr>
         <w:tc>
           <w:tcPr>
-            <w:tcW w:type="dxa" w:w="1247"/>
+            <w:tcW w:type="dxa" w:w="935"/>
             <w:vAlign w:val="center"/>
           </w:tcPr>
           <w:p>
             <w:pPr>
-              <w:spacing w:before="0" w:after="0" w:line="300" w:lineRule="auto"/>
+              <w:spacing w:before="0" w:after="0" w:line="276" w:lineRule="auto"/>
               <w:jc w:val="center"/>
             </w:pPr>
             <w:r/>
@@ -104,7 +161,7 @@
               <w:rPr>
                 <w:rFonts w:ascii="宋体" w:hAnsi="宋体" w:eastAsia="宋体"/>
                 <w:b/>
-                <w:sz w:val="24"/>
+                <w:sz w:val="22"/>
               </w:rPr>
               <w:t>姓名</w:t>
             </w:r>
@@ -112,12 +169,13 @@
         </w:tc>
         <w:tc>
           <w:tcPr>
-            <w:tcW w:type="dxa" w:w="3175"/>
-            <w:vAlign w:val="top"/>
+            <w:tcW w:type="dxa" w:w="3741"/>
+            <w:gridSpan w:val="2"/>
+            <w:vAlign w:val="center"/>
           </w:tcPr>
           <w:p>
             <w:pPr>
-              <w:spacing w:before="0" w:after="0" w:line="300" w:lineRule="auto"/>
+              <w:spacing w:before="0" w:after="0" w:line="276" w:lineRule="auto"/>
               <w:jc w:val="left"/>
             </w:pPr>
             <w:r/>
@@ -125,20 +183,33 @@
               <w:rPr>
                 <w:rFonts w:ascii="宋体" w:hAnsi="宋体" w:eastAsia="宋体"/>
                 <w:b w:val="0"/>
-                <w:sz w:val="20"/>
+                <w:sz w:val="22"/>
               </w:rPr>
-              <w:t>请填写</w:t>
+            </w:r>
+          </w:p>
+          <w:p>
+            <w:pPr>
+              <w:spacing w:before="0" w:after="0" w:line="276" w:lineRule="auto"/>
+              <w:jc w:val="left"/>
+            </w:pPr>
+            <w:r/>
+            <w:r>
+              <w:rPr>
+                <w:rFonts w:ascii="宋体" w:hAnsi="宋体" w:eastAsia="宋体"/>
+                <w:b w:val="0"/>
+                <w:sz w:val="22"/>
+              </w:rPr>
             </w:r>
           </w:p>
         </w:tc>
         <w:tc>
           <w:tcPr>
-            <w:tcW w:type="dxa" w:w="1247"/>
+            <w:tcW w:type="dxa" w:w="1701"/>
             <w:vAlign w:val="center"/>
           </w:tcPr>
           <w:p>
             <w:pPr>
-              <w:spacing w:before="0" w:after="0" w:line="300" w:lineRule="auto"/>
+              <w:spacing w:before="0" w:after="0" w:line="276" w:lineRule="auto"/>
               <w:jc w:val="center"/>
             </w:pPr>
             <w:r/>
@@ -146,7 +217,7 @@
               <w:rPr>
                 <w:rFonts w:ascii="宋体" w:hAnsi="宋体" w:eastAsia="宋体"/>
                 <w:b/>
-                <w:sz w:val="24"/>
+                <w:sz w:val="22"/>
               </w:rPr>
               <w:t>学号</w:t>
             </w:r>
@@ -154,12 +225,13 @@
         </w:tc>
         <w:tc>
           <w:tcPr>
-            <w:tcW w:type="dxa" w:w="4082"/>
-            <w:vAlign w:val="top"/>
+            <w:tcW w:type="dxa" w:w="3458"/>
+            <w:gridSpan w:val="2"/>
+            <w:vAlign w:val="center"/>
           </w:tcPr>
           <w:p>
             <w:pPr>
-              <w:spacing w:before="0" w:after="0" w:line="300" w:lineRule="auto"/>
+              <w:spacing w:before="0" w:after="0" w:line="276" w:lineRule="auto"/>
               <w:jc w:val="left"/>
             </w:pPr>
             <w:r/>
@@ -167,46 +239,13 @@
               <w:rPr>
                 <w:rFonts w:ascii="宋体" w:hAnsi="宋体" w:eastAsia="宋体"/>
                 <w:b w:val="0"/>
-                <w:sz w:val="20"/>
+                <w:sz w:val="22"/>
               </w:rPr>
-              <w:t>请填写</w:t>
             </w:r>
           </w:p>
-        </w:tc>
-      </w:tr>
-      <w:tr>
-        <w:trPr>
-          <w:trHeight w:val="510" w:hRule="atLeast"/>
-        </w:trPr>
-        <w:tc>
-          <w:tcPr>
-            <w:tcW w:type="dxa" w:w="1247"/>
-            <w:vAlign w:val="center"/>
-          </w:tcPr>
           <w:p>
             <w:pPr>
-              <w:spacing w:before="0" w:after="0" w:line="300" w:lineRule="auto"/>
-              <w:jc w:val="center"/>
-            </w:pPr>
-            <w:r/>
-            <w:r>
-              <w:rPr>
-                <w:rFonts w:ascii="宋体" w:hAnsi="宋体" w:eastAsia="宋体"/>
-                <w:b/>
-                <w:sz w:val="24"/>
-              </w:rPr>
-              <w:t>指导教师</w:t>
-            </w:r>
-          </w:p>
-        </w:tc>
-        <w:tc>
-          <w:tcPr>
-            <w:tcW w:type="dxa" w:w="3175"/>
-            <w:vAlign w:val="top"/>
-          </w:tcPr>
-          <w:p>
-            <w:pPr>
-              <w:spacing w:before="0" w:after="0" w:line="300" w:lineRule="auto"/>
+              <w:spacing w:before="0" w:after="0" w:line="276" w:lineRule="auto"/>
               <w:jc w:val="left"/>
             </w:pPr>
             <w:r/>
@@ -214,41 +253,52 @@
               <w:rPr>
                 <w:rFonts w:ascii="宋体" w:hAnsi="宋体" w:eastAsia="宋体"/>
                 <w:b w:val="0"/>
-                <w:sz w:val="20"/>
+                <w:sz w:val="22"/>
               </w:rPr>
-              <w:t>请填写</w:t>
             </w:r>
           </w:p>
         </w:tc>
+      </w:tr>
+      <w:tr>
+        <w:trPr>
+          <w:trHeight w:val="822" w:hRule="atLeast"/>
+        </w:trPr>
         <w:tc>
           <w:tcPr>
-            <w:tcW w:type="dxa" w:w="1247"/>
+            <w:tcW w:type="dxa" w:w="9835"/>
+            <w:gridSpan w:val="6"/>
             <w:vAlign w:val="center"/>
           </w:tcPr>
           <w:p>
             <w:pPr>
-              <w:spacing w:before="0" w:after="0" w:line="300" w:lineRule="auto"/>
+              <w:spacing w:before="0" w:after="0" w:line="276" w:lineRule="auto"/>
               <w:jc w:val="center"/>
             </w:pPr>
             <w:r/>
             <w:r>
               <w:rPr>
                 <w:rFonts w:ascii="宋体" w:hAnsi="宋体" w:eastAsia="宋体"/>
-                <w:b/>
-                <w:sz w:val="24"/>
+                <w:b w:val="0"/>
+                <w:sz w:val="21"/>
               </w:rPr>
-              <w:t>职称</w:t>
+              <w:t>（从论文的选题、基本写作规范、文献综述、原创性、工作量、所取得的成果、学生的知识和能力，以及完成论文的态度等方面进行总体评价）</w:t>
             </w:r>
           </w:p>
         </w:tc>
+      </w:tr>
+      <w:tr>
+        <w:trPr>
+          <w:trHeight w:val="7767" w:hRule="atLeast"/>
+        </w:trPr>
         <w:tc>
           <w:tcPr>
-            <w:tcW w:type="dxa" w:w="4082"/>
-            <w:vAlign w:val="top"/>
+            <w:tcW w:type="dxa" w:w="9835"/>
+            <w:gridSpan w:val="6"/>
+            <w:vAlign w:val="center"/>
           </w:tcPr>
           <w:p>
             <w:pPr>
-              <w:spacing w:before="0" w:after="0" w:line="300" w:lineRule="auto"/>
+              <w:spacing w:before="0" w:after="0" w:line="276" w:lineRule="auto"/>
               <w:jc w:val="left"/>
             </w:pPr>
             <w:r/>
@@ -256,69 +306,13 @@
               <w:rPr>
                 <w:rFonts w:ascii="宋体" w:hAnsi="宋体" w:eastAsia="宋体"/>
                 <w:b w:val="0"/>
-                <w:sz w:val="20"/>
+                <w:sz w:val="22"/>
               </w:rPr>
-              <w:t>请填写</w:t>
             </w:r>
           </w:p>
-        </w:tc>
-      </w:tr>
-      <w:tr>
-        <w:trPr>
-          <w:trHeight w:val="1814" w:hRule="atLeast"/>
-        </w:trPr>
-        <w:tc>
-          <w:tcPr>
-            <w:tcW w:type="dxa" w:w="1247"/>
-            <w:vAlign w:val="center"/>
-          </w:tcPr>
           <w:p>
             <w:pPr>
-              <w:spacing w:before="0" w:after="0" w:line="300" w:lineRule="auto"/>
-              <w:jc w:val="center"/>
-            </w:pPr>
-            <w:r/>
-            <w:r>
-              <w:rPr>
-                <w:rFonts w:ascii="宋体" w:hAnsi="宋体" w:eastAsia="宋体"/>
-                <w:b/>
-                <w:sz w:val="24"/>
-              </w:rPr>
-              <w:t>论文</w:t>
-            </w:r>
-            <w:r>
-              <w:br/>
-            </w:r>
-            <w:r>
-              <w:rPr>
-                <w:rFonts w:ascii="宋体" w:hAnsi="宋体" w:eastAsia="宋体"/>
-                <w:b/>
-                <w:sz w:val="24"/>
-              </w:rPr>
-              <w:t>完成</w:t>
-            </w:r>
-            <w:r>
-              <w:br/>
-            </w:r>
-            <w:r>
-              <w:rPr>
-                <w:rFonts w:ascii="宋体" w:hAnsi="宋体" w:eastAsia="宋体"/>
-                <w:b/>
-                <w:sz w:val="24"/>
-              </w:rPr>
-              <w:t>情况</w:t>
-            </w:r>
-          </w:p>
-        </w:tc>
-        <w:tc>
-          <w:tcPr>
-            <w:tcW w:type="dxa" w:w="8504"/>
-            <w:gridSpan w:val="3"/>
-            <w:vAlign w:val="top"/>
-          </w:tcPr>
-          <w:p>
-            <w:pPr>
-              <w:spacing w:before="0" w:after="0" w:line="300" w:lineRule="auto"/>
+              <w:spacing w:before="0" w:after="0" w:line="276" w:lineRule="auto"/>
               <w:jc w:val="left"/>
             </w:pPr>
             <w:r/>
@@ -326,9 +320,91 @@
               <w:rPr>
                 <w:rFonts w:ascii="宋体" w:hAnsi="宋体" w:eastAsia="宋体"/>
                 <w:b w:val="0"/>
-                <w:sz w:val="20"/>
+                <w:sz w:val="22"/>
               </w:rPr>
-              <w:t>请填写对论文完成情况、工作量、规范性等方面的评价。</w:t>
+            </w:r>
+          </w:p>
+          <w:p>
+            <w:pPr>
+              <w:spacing w:before="0" w:after="0" w:line="276" w:lineRule="auto"/>
+              <w:jc w:val="left"/>
+            </w:pPr>
+            <w:r/>
+            <w:r>
+              <w:rPr>
+                <w:rFonts w:ascii="宋体" w:hAnsi="宋体" w:eastAsia="宋体"/>
+                <w:b w:val="0"/>
+                <w:sz w:val="22"/>
+              </w:rPr>
+            </w:r>
+          </w:p>
+          <w:p>
+            <w:pPr>
+              <w:spacing w:before="0" w:after="0" w:line="276" w:lineRule="auto"/>
+              <w:jc w:val="left"/>
+            </w:pPr>
+            <w:r/>
+            <w:r>
+              <w:rPr>
+                <w:rFonts w:ascii="宋体" w:hAnsi="宋体" w:eastAsia="宋体"/>
+                <w:b w:val="0"/>
+                <w:sz w:val="22"/>
+              </w:rPr>
+            </w:r>
+          </w:p>
+          <w:p>
+            <w:pPr>
+              <w:spacing w:before="0" w:after="0" w:line="276" w:lineRule="auto"/>
+              <w:jc w:val="left"/>
+            </w:pPr>
+            <w:r/>
+            <w:r>
+              <w:rPr>
+                <w:rFonts w:ascii="宋体" w:hAnsi="宋体" w:eastAsia="宋体"/>
+                <w:b w:val="0"/>
+                <w:sz w:val="22"/>
+              </w:rPr>
+            </w:r>
+          </w:p>
+          <w:p>
+            <w:pPr>
+              <w:spacing w:before="0" w:after="0" w:line="276" w:lineRule="auto"/>
+              <w:jc w:val="left"/>
+            </w:pPr>
+            <w:r/>
+            <w:r>
+              <w:rPr>
+                <w:rFonts w:ascii="宋体" w:hAnsi="宋体" w:eastAsia="宋体"/>
+                <w:b w:val="0"/>
+                <w:sz w:val="22"/>
+              </w:rPr>
+            </w:r>
+          </w:p>
+        </w:tc>
+      </w:tr>
+      <w:tr>
+        <w:trPr>
+          <w:trHeight w:val="1757" w:hRule="atLeast"/>
+        </w:trPr>
+        <w:tc>
+          <w:tcPr>
+            <w:tcW w:type="dxa" w:w="9835"/>
+            <w:gridSpan w:val="6"/>
+            <w:vAlign w:val="center"/>
+          </w:tcPr>
+          <w:p>
+            <w:pPr>
+              <w:spacing w:before="0" w:after="0" w:line="276" w:lineRule="auto"/>
+              <w:jc w:val="left"/>
+            </w:pPr>
+            <w:r/>
+            <w:r>
+              <w:rPr>
+                <w:rFonts w:ascii="宋体" w:hAnsi="宋体" w:eastAsia="宋体"/>
+                <w:b w:val="0"/>
+                <w:sz w:val="22"/>
+              </w:rPr>
+              <w:t>拟评成绩：</w:t>
             </w:r>
             <w:r>
               <w:br/>
@@ -337,7 +413,7 @@
               <w:rPr>
                 <w:rFonts w:ascii="宋体" w:hAnsi="宋体" w:eastAsia="宋体"/>
                 <w:b w:val="0"/>
-                <w:sz w:val="20"/>
+                <w:sz w:val="22"/>
               </w:rPr>
             </w:r>
             <w:r>
@@ -347,7 +423,18 @@
               <w:rPr>
                 <w:rFonts w:ascii="宋体" w:hAnsi="宋体" w:eastAsia="宋体"/>
                 <w:b w:val="0"/>
-                <w:sz w:val="20"/>
+                <w:sz w:val="22"/>
+              </w:rPr>
+              <w:t>是否具备答辩资格：  □具备    □不具备</w:t>
+            </w:r>
+            <w:r>
+              <w:br/>
+            </w:r>
+            <w:r>
+              <w:rPr>
+                <w:rFonts w:ascii="宋体" w:hAnsi="宋体" w:eastAsia="宋体"/>
+                <w:b w:val="0"/>
+                <w:sz w:val="22"/>
               </w:rPr>
             </w:r>
             <w:r>
@@ -357,434 +444,30 @@
               <w:rPr>
                 <w:rFonts w:ascii="宋体" w:hAnsi="宋体" w:eastAsia="宋体"/>
                 <w:b w:val="0"/>
-                <w:sz w:val="20"/>
-              </w:rPr>
-            </w:r>
-            <w:r>
-              <w:br/>
-            </w:r>
-            <w:r>
-              <w:rPr>
-                <w:rFonts w:ascii="宋体" w:hAnsi="宋体" w:eastAsia="宋体"/>
-                <w:b w:val="0"/>
-                <w:sz w:val="20"/>
-              </w:rPr>
-            </w:r>
-          </w:p>
-        </w:tc>
-      </w:tr>
-      <w:tr>
-        <w:trPr>
-          <w:trHeight w:val="1701" w:hRule="atLeast"/>
-        </w:trPr>
-        <w:tc>
-          <w:tcPr>
-            <w:tcW w:type="dxa" w:w="1247"/>
-            <w:vAlign w:val="center"/>
-          </w:tcPr>
-          <w:p>
-            <w:pPr>
-              <w:spacing w:before="0" w:after="0" w:line="300" w:lineRule="auto"/>
-              <w:jc w:val="center"/>
-            </w:pPr>
-            <w:r/>
-            <w:r>
-              <w:rPr>
-                <w:rFonts w:ascii="宋体" w:hAnsi="宋体" w:eastAsia="宋体"/>
-                <w:b/>
-                <w:sz w:val="24"/>
-              </w:rPr>
-              <w:t>学术</w:t>
-            </w:r>
-            <w:r>
-              <w:br/>
-            </w:r>
-            <w:r>
-              <w:rPr>
-                <w:rFonts w:ascii="宋体" w:hAnsi="宋体" w:eastAsia="宋体"/>
-                <w:b/>
-                <w:sz w:val="24"/>
-              </w:rPr>
-              <w:t>水平</w:t>
-            </w:r>
-            <w:r>
-              <w:br/>
-            </w:r>
-            <w:r>
-              <w:rPr>
-                <w:rFonts w:ascii="宋体" w:hAnsi="宋体" w:eastAsia="宋体"/>
-                <w:b/>
-                <w:sz w:val="24"/>
-              </w:rPr>
-              <w:t>评价</w:t>
-            </w:r>
-          </w:p>
-        </w:tc>
-        <w:tc>
-          <w:tcPr>
-            <w:tcW w:type="dxa" w:w="8504"/>
-            <w:gridSpan w:val="3"/>
-            <w:vAlign w:val="top"/>
-          </w:tcPr>
-          <w:p>
-            <w:pPr>
-              <w:spacing w:before="0" w:after="0" w:line="300" w:lineRule="auto"/>
-              <w:jc w:val="left"/>
-            </w:pPr>
-            <w:r/>
-            <w:r>
-              <w:rPr>
-                <w:rFonts w:ascii="宋体" w:hAnsi="宋体" w:eastAsia="宋体"/>
-                <w:b w:val="0"/>
-                <w:sz w:val="20"/>
-              </w:rPr>
-              <w:t>请填写论文创新性、理论或实践价值、分析论证能力等方面的评价。</w:t>
-            </w:r>
-            <w:r>
-              <w:br/>
-            </w:r>
-            <w:r>
-              <w:rPr>
-                <w:rFonts w:ascii="宋体" w:hAnsi="宋体" w:eastAsia="宋体"/>
-                <w:b w:val="0"/>
-                <w:sz w:val="20"/>
-              </w:rPr>
-            </w:r>
-            <w:r>
-              <w:br/>
-            </w:r>
-            <w:r>
-              <w:rPr>
-                <w:rFonts w:ascii="宋体" w:hAnsi="宋体" w:eastAsia="宋体"/>
-                <w:b w:val="0"/>
-                <w:sz w:val="20"/>
-              </w:rPr>
-            </w:r>
-            <w:r>
-              <w:br/>
-            </w:r>
-            <w:r>
-              <w:rPr>
-                <w:rFonts w:ascii="宋体" w:hAnsi="宋体" w:eastAsia="宋体"/>
-                <w:b w:val="0"/>
-                <w:sz w:val="20"/>
-              </w:rPr>
-            </w:r>
-            <w:r>
-              <w:br/>
-            </w:r>
-            <w:r>
-              <w:rPr>
-                <w:rFonts w:ascii="宋体" w:hAnsi="宋体" w:eastAsia="宋体"/>
-                <w:b w:val="0"/>
-                <w:sz w:val="20"/>
-              </w:rPr>
-            </w:r>
-          </w:p>
-        </w:tc>
-      </w:tr>
-      <w:tr>
-        <w:trPr>
-          <w:trHeight w:val="4422" w:hRule="atLeast"/>
-        </w:trPr>
-        <w:tc>
-          <w:tcPr>
-            <w:tcW w:type="dxa" w:w="1247"/>
-            <w:vAlign w:val="center"/>
-          </w:tcPr>
-          <w:p>
-            <w:pPr>
-              <w:spacing w:before="0" w:after="0" w:line="300" w:lineRule="auto"/>
-              <w:jc w:val="center"/>
-            </w:pPr>
-            <w:r/>
-            <w:r>
-              <w:rPr>
-                <w:rFonts w:ascii="宋体" w:hAnsi="宋体" w:eastAsia="宋体"/>
-                <w:b/>
-                <w:sz w:val="24"/>
-              </w:rPr>
-              <w:t>指导</w:t>
-            </w:r>
-            <w:r>
-              <w:br/>
-            </w:r>
-            <w:r>
-              <w:rPr>
-                <w:rFonts w:ascii="宋体" w:hAnsi="宋体" w:eastAsia="宋体"/>
-                <w:b/>
-                <w:sz w:val="24"/>
-              </w:rPr>
-              <w:t>教师</w:t>
-            </w:r>
-            <w:r>
-              <w:br/>
-            </w:r>
-            <w:r>
-              <w:rPr>
-                <w:rFonts w:ascii="宋体" w:hAnsi="宋体" w:eastAsia="宋体"/>
-                <w:b/>
-                <w:sz w:val="24"/>
-              </w:rPr>
-              <w:t>评语</w:t>
-            </w:r>
-          </w:p>
-        </w:tc>
-        <w:tc>
-          <w:tcPr>
-            <w:tcW w:type="dxa" w:w="8504"/>
-            <w:gridSpan w:val="3"/>
-            <w:vAlign w:val="top"/>
-          </w:tcPr>
-          <w:p>
-            <w:pPr>
-              <w:spacing w:before="0" w:after="0" w:line="300" w:lineRule="auto"/>
-              <w:jc w:val="left"/>
-            </w:pPr>
-            <w:r/>
-            <w:r>
-              <w:rPr>
-                <w:rFonts w:ascii="宋体" w:hAnsi="宋体" w:eastAsia="宋体"/>
-                <w:b w:val="0"/>
-                <w:sz w:val="20"/>
-              </w:rPr>
-              <w:t>请填写指导教师评语。</w:t>
-            </w:r>
-            <w:r>
-              <w:br/>
-            </w:r>
-            <w:r>
-              <w:rPr>
-                <w:rFonts w:ascii="宋体" w:hAnsi="宋体" w:eastAsia="宋体"/>
-                <w:b w:val="0"/>
-                <w:sz w:val="20"/>
-              </w:rPr>
-            </w:r>
-            <w:r>
-              <w:br/>
-            </w:r>
-            <w:r>
-              <w:rPr>
-                <w:rFonts w:ascii="宋体" w:hAnsi="宋体" w:eastAsia="宋体"/>
-                <w:b w:val="0"/>
-                <w:sz w:val="20"/>
-              </w:rPr>
-            </w:r>
-            <w:r>
-              <w:br/>
-            </w:r>
-            <w:r>
-              <w:rPr>
-                <w:rFonts w:ascii="宋体" w:hAnsi="宋体" w:eastAsia="宋体"/>
-                <w:b w:val="0"/>
-                <w:sz w:val="20"/>
-              </w:rPr>
-            </w:r>
-            <w:r>
-              <w:br/>
-            </w:r>
-            <w:r>
-              <w:rPr>
-                <w:rFonts w:ascii="宋体" w:hAnsi="宋体" w:eastAsia="宋体"/>
-                <w:b w:val="0"/>
-                <w:sz w:val="20"/>
-              </w:rPr>
-            </w:r>
-            <w:r>
-              <w:br/>
-            </w:r>
-            <w:r>
-              <w:rPr>
-                <w:rFonts w:ascii="宋体" w:hAnsi="宋体" w:eastAsia="宋体"/>
-                <w:b w:val="0"/>
-                <w:sz w:val="20"/>
-              </w:rPr>
-            </w:r>
-            <w:r>
-              <w:br/>
-            </w:r>
-            <w:r>
-              <w:rPr>
-                <w:rFonts w:ascii="宋体" w:hAnsi="宋体" w:eastAsia="宋体"/>
-                <w:b w:val="0"/>
-                <w:sz w:val="20"/>
-              </w:rPr>
-            </w:r>
-            <w:r>
-              <w:br/>
-            </w:r>
-            <w:r>
-              <w:rPr>
-                <w:rFonts w:ascii="宋体" w:hAnsi="宋体" w:eastAsia="宋体"/>
-                <w:b w:val="0"/>
-                <w:sz w:val="20"/>
-              </w:rPr>
-            </w:r>
-            <w:r>
-              <w:br/>
-            </w:r>
-            <w:r>
-              <w:rPr>
-                <w:rFonts w:ascii="宋体" w:hAnsi="宋体" w:eastAsia="宋体"/>
-                <w:b w:val="0"/>
-                <w:sz w:val="20"/>
-              </w:rPr>
-            </w:r>
-            <w:r>
-              <w:br/>
-            </w:r>
-            <w:r>
-              <w:rPr>
-                <w:rFonts w:ascii="宋体" w:hAnsi="宋体" w:eastAsia="宋体"/>
-                <w:b w:val="0"/>
-                <w:sz w:val="20"/>
-              </w:rPr>
-            </w:r>
-            <w:r>
-              <w:br/>
-            </w:r>
-            <w:r>
-              <w:rPr>
-                <w:rFonts w:ascii="宋体" w:hAnsi="宋体" w:eastAsia="宋体"/>
-                <w:b w:val="0"/>
-                <w:sz w:val="20"/>
-              </w:rPr>
-            </w:r>
-            <w:r>
-              <w:br/>
-            </w:r>
-            <w:r>
-              <w:rPr>
-                <w:rFonts w:ascii="宋体" w:hAnsi="宋体" w:eastAsia="宋体"/>
-                <w:b w:val="0"/>
-                <w:sz w:val="20"/>
-              </w:rPr>
-            </w:r>
-          </w:p>
-        </w:tc>
-      </w:tr>
-      <w:tr>
-        <w:trPr>
-          <w:trHeight w:val="680" w:hRule="atLeast"/>
-        </w:trPr>
-        <w:tc>
-          <w:tcPr>
-            <w:tcW w:type="dxa" w:w="1247"/>
-            <w:vAlign w:val="center"/>
-          </w:tcPr>
-          <w:p>
-            <w:pPr>
-              <w:spacing w:before="0" w:after="0" w:line="300" w:lineRule="auto"/>
-              <w:jc w:val="center"/>
-            </w:pPr>
-            <w:r/>
-            <w:r>
-              <w:rPr>
-                <w:rFonts w:ascii="宋体" w:hAnsi="宋体" w:eastAsia="宋体"/>
-                <w:b/>
-                <w:sz w:val="24"/>
-              </w:rPr>
-              <w:t>建议</w:t>
-            </w:r>
-            <w:r>
-              <w:br/>
-            </w:r>
-            <w:r>
-              <w:rPr>
-                <w:rFonts w:ascii="宋体" w:hAnsi="宋体" w:eastAsia="宋体"/>
-                <w:b/>
-                <w:sz w:val="24"/>
-              </w:rPr>
-              <w:t>成绩</w:t>
-            </w:r>
-          </w:p>
-        </w:tc>
-        <w:tc>
-          <w:tcPr>
-            <w:tcW w:type="dxa" w:w="8504"/>
-            <w:gridSpan w:val="3"/>
-            <w:vAlign w:val="center"/>
-          </w:tcPr>
-          <w:p>
-            <w:pPr>
-              <w:spacing w:before="0" w:after="0" w:line="300" w:lineRule="auto"/>
-              <w:jc w:val="left"/>
-            </w:pPr>
-            <w:r/>
-            <w:r>
-              <w:rPr>
-                <w:rFonts w:ascii="宋体" w:hAnsi="宋体" w:eastAsia="宋体"/>
-                <w:b w:val="0"/>
                 <w:sz w:val="22"/>
               </w:rPr>
-              <w:t>建议成绩：              分</w:t>
-            </w:r>
-          </w:p>
-        </w:tc>
-      </w:tr>
-      <w:tr>
-        <w:trPr>
-          <w:trHeight w:val="1360" w:hRule="atLeast"/>
-        </w:trPr>
-        <w:tc>
-          <w:tcPr>
-            <w:tcW w:type="dxa" w:w="1247"/>
-            <w:vAlign w:val="center"/>
-          </w:tcPr>
-          <w:p>
-            <w:pPr>
-              <w:spacing w:before="0" w:after="0" w:line="300" w:lineRule="auto"/>
-              <w:jc w:val="center"/>
-            </w:pPr>
-            <w:r/>
-            <w:r>
-              <w:rPr>
-                <w:rFonts w:ascii="宋体" w:hAnsi="宋体" w:eastAsia="宋体"/>
-                <w:b/>
-                <w:sz w:val="24"/>
-              </w:rPr>
-              <w:t>签名</w:t>
-            </w:r>
-            <w:r>
-              <w:br/>
-            </w:r>
-            <w:r>
-              <w:rPr>
-                <w:rFonts w:ascii="宋体" w:hAnsi="宋体" w:eastAsia="宋体"/>
-                <w:b/>
-                <w:sz w:val="24"/>
-              </w:rPr>
-              <w:t>日期</w:t>
-            </w:r>
-          </w:p>
-        </w:tc>
-        <w:tc>
-          <w:tcPr>
-            <w:tcW w:type="dxa" w:w="8504"/>
-            <w:gridSpan w:val="3"/>
-            <w:vAlign w:val="bottom"/>
-          </w:tcPr>
-          <w:p>
-            <w:pPr>
-              <w:spacing w:before="0" w:after="0" w:line="300" w:lineRule="auto"/>
-              <w:jc w:val="right"/>
-            </w:pPr>
-            <w:r/>
-            <w:r>
-              <w:rPr>
-                <w:rFonts w:ascii="宋体" w:hAnsi="宋体" w:eastAsia="宋体"/>
-                <w:b w:val="0"/>
-                <w:sz w:val="22"/>
-              </w:rPr>
-              <w:t>指导教师签名：                         年    月    日</w:t>
+              <w:t>指导教师签名：                    年    月    日</w:t>
             </w:r>
           </w:p>
         </w:tc>
       </w:tr>
     </w:tbl>
+    <w:p>
+      <w:pPr>
+        <w:spacing w:before="60" w:after="0"/>
+      </w:pPr>
+      <w:r>
+        <w:rPr>
+          <w:rFonts w:ascii="宋体" w:hAnsi="宋体" w:eastAsia="宋体"/>
+          <w:b w:val="0"/>
+          <w:sz w:val="20"/>
+        </w:rPr>
+        <w:t>注：不足部分可加页。</w:t>
+      </w:r>
+    </w:p>
     <w:sectPr>
       <w:pgSz w:w="11906" w:h="16838"/>
-      <w:pgMar w:top="907" w:right="1020" w:bottom="850" w:left="1020" w:header="454" w:footer="454" w:gutter="0"/>
+      <w:pgMar w:top="907" w:right="935" w:bottom="737" w:left="935" w:header="720" w:footer="720" w:gutter="0"/>
       <w:cols w:space="720"/>
       <w:docGrid w:linePitch="360"/>
     </w:sectPr>
